--- a/최종교재/24장_내_위치_표시.docx
+++ b/최종교재/24장_내_위치_표시.docx
@@ -1927,17 +1927,15 @@
         <w:rPr>
           <w:b w:val="0"/>
           <w:i w:val="0"/>
-          <w:strike w:val="0"/>
-          <w:color w:val="000000"/>
-        </w:rPr>
-        <w:t xml:space="preserve">자바스크립트 쪽에서 눈여겨볼 것은 </w:t>
+          <w:color w:val="000000"/>
+        </w:rPr>
+        <w:t xml:space="preserve">자바스크립트 쪽에서는 </w:t>
       </w:r>
       <w:r>
         <w:rPr>
           <w:rFonts w:ascii="Consolas" w:hAnsi="Consolas"/>
           <w:b w:val="0"/>
           <w:i w:val="0"/>
-          <w:strike w:val="0"/>
           <w:color w:val="000000"/>
           <w:sz w:val="17"/>
         </w:rPr>
@@ -1947,7 +1945,6 @@
         <w:rPr>
           <w:b w:val="0"/>
           <w:i w:val="0"/>
-          <w:strike w:val="0"/>
           <w:color w:val="000000"/>
         </w:rPr>
         <w:t xml:space="preserve">과 </w:t>
@@ -1957,7 +1954,6 @@
           <w:rFonts w:ascii="Consolas" w:hAnsi="Consolas"/>
           <w:b w:val="0"/>
           <w:i w:val="0"/>
-          <w:strike w:val="0"/>
           <w:color w:val="000000"/>
           <w:sz w:val="17"/>
         </w:rPr>
@@ -1967,17 +1963,15 @@
         <w:rPr>
           <w:b w:val="0"/>
           <w:i w:val="0"/>
-          <w:strike w:val="0"/>
-          <w:color w:val="000000"/>
-        </w:rPr>
-        <w:t xml:space="preserve"> 조합입니다. 파란 점 오버레이는 처음 한 번만 만들고, 그다음부터는 재사용합니다. 버튼을 열 번 누르면 점이 열 개 생기는 게 아니라, 하나뿐인 점이 </w:t>
+          <w:color w:val="000000"/>
+        </w:rPr>
+        <w:t xml:space="preserve"> 조합을 눈여겨보세요. 파란 점 오버레이는 처음 한 번만 만들고, 그다음부터는 재사용합니다. 버튼을 열 번 누른다고 점이 열 개 생기는 것은 아닙니다. 하나뿐인 점을 </w:t>
       </w:r>
       <w:r>
         <w:rPr>
           <w:rFonts w:ascii="Consolas" w:hAnsi="Consolas"/>
           <w:b w:val="0"/>
           <w:i w:val="0"/>
-          <w:strike w:val="0"/>
           <w:color w:val="000000"/>
           <w:sz w:val="17"/>
         </w:rPr>
@@ -1987,35 +1981,15 @@
         <w:rPr>
           <w:b w:val="0"/>
           <w:i w:val="0"/>
-          <w:strike w:val="0"/>
-          <w:color w:val="000000"/>
-        </w:rPr>
-        <w:t xml:space="preserve">으로 새 위치로 이동합니다. 내 위치는 언제나 한 곳뿐이니 점도 하나여야 한다 — 데이터의 성질이 코드 구조를 결정했습니다. </w:t>
-      </w:r>
-      <w:r>
-        <w:rPr>
-          <w:b w:val="0"/>
-          <w:i w:val="0"/>
-          <w:strike w:val="0"/>
-          <w:color w:val="000000"/>
-        </w:rPr>
-        <w:t>17장</w:t>
-      </w:r>
-      <w:r>
-        <w:rPr>
-          <w:b w:val="0"/>
-          <w:i w:val="0"/>
-          <w:strike w:val="0"/>
-          <w:color w:val="000000"/>
-        </w:rPr>
-        <w:t xml:space="preserve">에서 "열린 말풍선은 하나만"이라며 </w:t>
+          <w:color w:val="000000"/>
+        </w:rPr>
+        <w:t xml:space="preserve">으로 새 위치에 옮깁니다. 내 위치가 동시에 두 곳일 수는 없습니다. 그래서 점도 하나만 둡니다. 17장에서 열린 말풍선을 하나만 두려고 </w:t>
       </w:r>
       <w:r>
         <w:rPr>
           <w:rFonts w:ascii="Consolas" w:hAnsi="Consolas"/>
           <w:b w:val="0"/>
           <w:i w:val="0"/>
-          <w:strike w:val="0"/>
           <w:color w:val="000000"/>
           <w:sz w:val="17"/>
         </w:rPr>
@@ -2025,10 +1999,9 @@
         <w:rPr>
           <w:b w:val="0"/>
           <w:i w:val="0"/>
-          <w:strike w:val="0"/>
-          <w:color w:val="000000"/>
-        </w:rPr>
-        <w:t xml:space="preserve"> 변수 하나로 관리했던 것과 같은 발상입니다.</w:t>
+          <w:color w:val="000000"/>
+        </w:rPr>
+        <w:t xml:space="preserve"> 변수 하나로 관리했던 방식과 같습니다.</w:t>
       </w:r>
     </w:p>
     <w:p>
@@ -2719,10 +2692,9 @@
         <w:rPr>
           <w:b w:val="0"/>
           <w:i w:val="0"/>
-          <w:strike w:val="0"/>
-          <w:color w:val="000000"/>
-        </w:rPr>
-        <w:t>버튼 하나, 함수 하나, CSS 네 줄. 코드 분량은 이 책에서 손꼽게 적은 장이었지만, 그 뒤에 있는 개념은 결코 가볍지 않았습니다. 브라우저가 위치를 알아내는 방법, 사용자에게 물어보고 쓰는 권한 문화, 성공과 실패 두 갈래를 모두 준비하는 비동기 처리, 그리고 https라는 문지방까지. 앞으로 카메라, 마이크, 알림 같은 다른 브라우저 권한을 만나도 오늘 배운 틀이 그대로 통합니다. 요청은 사용자 행동에 대한 응답으로, 거부는 정상 선택지로, 민감한 API는 보안 컨텍스트에서만.</w:t>
+          <w:color w:val="000000"/>
+        </w:rPr>
+        <w:t>버튼 하나, 함수 하나, CSS 네 줄. 코드 분량으로 치면 이 책에서 손꼽게 짧은 장이었습니다. 그렇다고 그 뒤에 있는 개념까지 가벼운 것은 아닙니다. 브라우저가 위치를 알아내는 방법, 사용자에게 물어보고 쓰는 권한 문화, 성공과 실패 두 갈래를 모두 준비하는 비동기 처리, 그리고 https라는 문지방까지 다뤘습니다. 앞으로 카메라, 마이크, 알림 같은 다른 브라우저 권한을 만나도 오늘 배운 틀을 그대로 쓸 수 있습니다. 요청은 사용자가 행동한 뒤에 하고, 거부는 정상 선택지로 두고, 민감한 API는 보안 컨텍스트에서만 씁니다.</w:t>
       </w:r>
     </w:p>
     <w:p>

--- a/최종교재/24장_내_위치_표시.docx
+++ b/최종교재/24장_내_위치_표시.docx
@@ -877,13 +877,12 @@
     <w:p>
       <w:r>
         <w:rPr>
-          <w:rFonts w:ascii="Segoe UI Emoji" w:hAnsi="Segoe UI Emoji" w:eastAsia="맑은 고딕"/>
+          <w:rFonts w:ascii="Segoe UI Emoji" w:hAnsi="Segoe UI Emoji"/>
           <w:b w:val="0"/>
           <w:i w:val="0"/>
-          <w:strike w:val="0"/>
-          <w:color w:val="000000"/>
-        </w:rPr>
-        <w:t>지도 오른쪽 아래에 🧭 내 위치 버튼을 추가해줘. 누르면 Geolocation API로 현재 위치를 얻어서, 지도를 그 자리로 이동하고 카카오맵처럼 파란 점을 표시해줘. 파란 점은 CustomOverlay + CSS로 만들고, 권한이 거부되면 토스트로 알려줘. 위치 요청은 반드시 버튼을 눌렀을 때만 해야 해.</w:t>
+          <w:color w:val="000000"/>
+        </w:rPr>
+        <w:t>지도 화면 오른쪽 하단 부분에 "내 위치" 버튼을 추가하여 주십시오. 버튼을 클릭하면 브라우저에서 제공하는 위치 정보 기능을 이용하여 사용자의 현재 위치를 가져온 뒤 지도 화면의 중심을 해당 위치로 이동시키고, 현재 위치임을 나타내는 표시를 파란색 원 형태로 지도 위에 표시하여 주십시오. 만약 위치 정보 접근 권한이 거절된 경우에는 알림을 통해 사용자에게 알려주도록 하며, 위치 정보 요청은 오직 사용자가 버튼을 직접 클릭하였을 때만 실행되도록 하여 주십시오.</w:t>
       </w:r>
     </w:p>
     <w:p>
@@ -2970,7 +2969,7 @@
           <w:i w:val="0"/>
           <w:color w:val="000000"/>
         </w:rPr>
-        <w:t>Q1. 웹사이트에 접속하자마자 즉시 위치 권한을 요청하는 경우와 사용자가 직접 버튼을 클릭한 후에 권한을 요청하는 경우를 비교하였을 때, 사용자가 느끼는 차이점은 무엇이라고 생각하십니까? 또한 이 원칙을 우리 앱의 다른 기능에 적용할 수 있는 부분이 있다면 어디인지 생각해 보십시오.</w:t>
+        <w:t>웹사이트에 접속하자마자 즉시 위치 정보 접근 권한을 요청하는 경우와, 사용자가 직접 관련 버튼을 클릭한 이후에 권한을 요청하는 경우를 비교하였을 때 사용자가 느끼는 체감상의 차이점은 무엇이라고 생각하십니까? 또한 이와 같은 사용성 향상 원칙을 본 애플리케이션의 다른 기능에 적용할 수 있는 부분이 있다면 어디인지 함께 생각하여 보십시오.</w:t>
       </w:r>
     </w:p>
     <w:p>
